--- a/Federated Republic Constitution 260619.docx
+++ b/Federated Republic Constitution 260619.docx
@@ -7511,7 +7511,7 @@
           <w:sz w:val="22"/>
           <w:szCs w:val="22"/>
         </w:rPr>
-        <w:t xml:space="preserve">A State may voluntarily restructure its relationship with the Republic. The process requires, first, a State referendum achieving 60% approval of eligible voters on the principle of pursuing devolution; and second, upon approval, negotiation of a restructuring agreement between the State and the Legislature, ratified by Senate approval by 2/3 majority. The agreement specifies asset and liability allocation, transition timeline, constitutional status of successor jurisdictions, fiscal obligations to the Republic, and continuing obligations; it is published to the NRS and legally binding. Social state protections and Article I rights continue through the transition. A Territory or defined portion of a Territory may merge with a geographically contiguous existing State, requiring a 60% referendum with at least 50% participation, approval by the existing State through its own constitutional process, a joint LM-JM Statehood Audit confirming the existing State's integrity is maintained, and Senate ratification by simple majority.</w:t>
+        <w:t xml:space="preserve">A State may voluntarily restructure its relationship with the Republic. The process requires, first, a State referendum achieving 60% of votes cast with at least 50% participation among eligible voters on the principle of pursuing devolution; and second, upon approval, negotiation of a restructuring agreement between the State and the Legislature, ratified by Senate approval by 2/3 majority. The agreement specifies asset and liability allocation, transition timeline, constitutional status of successor jurisdictions, fiscal obligations to the Republic, and continuing obligations; it is published to the NRS and legally binding. Social state protections and Article I rights continue through the transition. A Territory or defined portion of a Territory may merge with a geographically contiguous existing State, requiring a 60% referendum with at least 50% participation, approval by the existing State through its own constitutional process, a joint LM-JM Statehood Audit confirming the existing State's integrity is maintained, and Senate ratification by simple majority.</w:t>
       </w:r>
     </w:p>
     <w:p>
@@ -7664,7 +7664,7 @@
           <w:sz w:val="22"/>
           <w:szCs w:val="22"/>
         </w:rPr>
-        <w:t xml:space="preserve">A State's constitutional boundaries are fixed. No constitutional mechanism permits a State to divide directly into two or more States — the separating portion must first become a Territory before seeking independent Statehood. The Republic's territorial extent may only be reduced by the consent of the affected population through a parliamentary amendment with Popular Ratification, or through a citizen initiative amendment — parliamentary amendment with State Ratification alone is insufficient. A State may not secede by ordinary statute or State referendum alone. No executive action may alter the Republic's territorial extent. A status election under §16.7 constitutes the consent mechanism required by this section for the purposes of indigenous territorial transitions; no additional Popular Ratification is required.</w:t>
+        <w:t xml:space="preserve">A State's constitutional boundaries are fixed. No constitutional mechanism permits a State to divide directly into two or more States — the separating portion must first become a Territory before seeking independent Statehood. The Republic's territorial extent may only be reduced by the consent of the affected population through a parliamentary amendment with Popular Ratification, or through a citizen initiative amendment — parliamentary amendment with State Ratification alone is insufficient. A State may not secede by ordinary statute or State referendum alone. No executive action may alter the Republic's territorial extent. A status election under §16.7 constitutes the consent mechanism required by this section for the purposes of indigenous territorial transitions; no additional Popular Ratification is required. Voluntary State independence proceeds under §15.9.</w:t>
       </w:r>
     </w:p>
     <w:p>
@@ -7739,398 +7739,98 @@
     </w:p>
     <w:p>
       <w:pPr>
-        <w:spacing w:after="120" w:before="0"/>
-      </w:pPr>
-      <w:r>
-        <w:t xml:space="preserve"/>
-      </w:r>
-    </w:p>
-    <w:p>
-      <w:pPr>
-        <w:spacing w:after="60" w:before="200"/>
-        <w:ind w:left="431"/>
-        <w:jc w:val="left"/>
-      </w:pPr>
-      <w:r>
-        <w:rPr>
-          <w:rFonts w:ascii="Courier New" w:cs="Courier New" w:eastAsia="Courier New" w:hAnsi="Courier New"/>
-          <w:b/>
-          <w:bCs/>
-          <w:color w:val="1B2A4A"/>
-          <w:sz w:val="18"/>
-          <w:szCs w:val="18"/>
-        </w:rPr>
-        <w:t xml:space="preserve">§16.1  </w:t>
-      </w:r>
-      <w:r>
-        <w:rPr>
-          <w:rFonts w:ascii="Garamond" w:cs="Garamond" w:eastAsia="Garamond" w:hAnsi="Garamond"/>
-          <w:b/>
-          <w:bCs/>
-          <w:i w:val="false"/>
-          <w:iCs w:val="false"/>
-          <w:color w:val="1B2A4A"/>
-          <w:sz w:val="22"/>
-          <w:szCs w:val="22"/>
-        </w:rPr>
-        <w:t xml:space="preserve">Acknowledgment of Prior Sovereignty</w:t>
-      </w:r>
-    </w:p>
-    <w:p>
-      <w:pPr>
-        <w:spacing w:after="120" w:before="0"/>
-        <w:ind w:left="431"/>
-        <w:jc w:val="both"/>
-      </w:pPr>
-      <w:r>
-        <w:rPr>
-          <w:rFonts w:ascii="Garamond" w:cs="Garamond" w:eastAsia="Garamond" w:hAnsi="Garamond"/>
-          <w:b w:val="false"/>
-          <w:bCs w:val="false"/>
-          <w:i w:val="false"/>
-          <w:iCs w:val="false"/>
-          <w:color w:val="2a2520"/>
-          <w:sz w:val="22"/>
-          <w:szCs w:val="22"/>
-        </w:rPr>
-        <w:t xml:space="preserve">Indigenous Nations within the Republic's territory hold a distinct constitutional relationship with the Republic based on prior sovereignty. This relationship is acknowledged, not granted — the Republic's constitutional framework does not create indigenous sovereignty; it recognizes sovereignty that precedes it. The compact relationship is bilateral: the Republic acknowledges Indigenous prior sovereignty; Indigenous Nations acknowledge the Republic's constitutional framework within the scope of their compact.</w:t>
-      </w:r>
-    </w:p>
-    <w:p>
-      <w:pPr>
-        <w:spacing w:after="60" w:before="200"/>
-        <w:ind w:left="431"/>
-        <w:jc w:val="left"/>
-      </w:pPr>
-      <w:r>
-        <w:rPr>
-          <w:rFonts w:ascii="Courier New" w:cs="Courier New" w:eastAsia="Courier New" w:hAnsi="Courier New"/>
-          <w:b/>
-          <w:bCs/>
-          <w:color w:val="1B2A4A"/>
-          <w:sz w:val="18"/>
-          <w:szCs w:val="18"/>
-        </w:rPr>
-        <w:t xml:space="preserve">§16.2  </w:t>
-      </w:r>
-      <w:r>
-        <w:rPr>
-          <w:rFonts w:ascii="Garamond" w:cs="Garamond" w:eastAsia="Garamond" w:hAnsi="Garamond"/>
-          <w:b/>
-          <w:bCs/>
-          <w:i w:val="false"/>
-          <w:iCs w:val="false"/>
-          <w:color w:val="1B2A4A"/>
-          <w:sz w:val="22"/>
-          <w:szCs w:val="22"/>
-        </w:rPr>
-        <w:t xml:space="preserve">Compact Formation</w:t>
-      </w:r>
-    </w:p>
-    <w:p>
-      <w:pPr>
-        <w:spacing w:after="120" w:before="0"/>
-        <w:ind w:left="431"/>
-        <w:jc w:val="both"/>
-      </w:pPr>
-      <w:r>
-        <w:rPr>
-          <w:rFonts w:ascii="Garamond" w:cs="Garamond" w:eastAsia="Garamond" w:hAnsi="Garamond"/>
-          <w:b w:val="false"/>
-          <w:bCs w:val="false"/>
-          <w:i w:val="false"/>
-          <w:iCs w:val="false"/>
-          <w:color w:val="2a2520"/>
-          <w:sz w:val="22"/>
-          <w:szCs w:val="22"/>
-        </w:rPr>
-        <w:t xml:space="preserve">An Indigenous Nation may enter a compact with the Republic by submitting a compact proposal to the Senate. The Senate must within 90 days either begin compact negotiations or publish written reasons for declining; a declined proposal may be resubmitted after 5 years or after a material change in circumstances. Compact terms are negotiated between the Nation and the Legat Consul, with JM oversight. Compacts take effect upon 2/3 Senate ratification and Indigenous Nation ratification by their own constitutional process.</w:t>
-      </w:r>
-    </w:p>
-    <w:p>
-      <w:pPr>
-        <w:spacing w:after="60" w:before="200"/>
-        <w:ind w:left="431"/>
-        <w:jc w:val="left"/>
-      </w:pPr>
-      <w:r>
-        <w:rPr>
-          <w:rFonts w:ascii="Courier New" w:cs="Courier New" w:eastAsia="Courier New" w:hAnsi="Courier New"/>
-          <w:b/>
-          <w:bCs/>
-          <w:color w:val="1B2A4A"/>
-          <w:sz w:val="18"/>
-          <w:szCs w:val="18"/>
-        </w:rPr>
-        <w:t xml:space="preserve">§16.3  </w:t>
-      </w:r>
-      <w:r>
-        <w:rPr>
-          <w:rFonts w:ascii="Garamond" w:cs="Garamond" w:eastAsia="Garamond" w:hAnsi="Garamond"/>
-          <w:b/>
-          <w:bCs/>
-          <w:i w:val="false"/>
-          <w:iCs w:val="false"/>
-          <w:color w:val="1B2A4A"/>
-          <w:sz w:val="22"/>
-          <w:szCs w:val="22"/>
-        </w:rPr>
-        <w:t xml:space="preserve">Rights and Governance in Compact Territories</w:t>
-      </w:r>
-    </w:p>
-    <w:p>
-      <w:pPr>
-        <w:spacing w:after="120" w:before="0"/>
-        <w:ind w:left="431"/>
-        <w:jc w:val="both"/>
-      </w:pPr>
-      <w:r>
-        <w:rPr>
-          <w:rFonts w:ascii="Garamond" w:cs="Garamond" w:eastAsia="Garamond" w:hAnsi="Garamond"/>
-          <w:b w:val="false"/>
-          <w:bCs w:val="false"/>
-          <w:i w:val="false"/>
-          <w:iCs w:val="false"/>
-          <w:color w:val="2a2520"/>
-          <w:sz w:val="22"/>
-          <w:szCs w:val="22"/>
-        </w:rPr>
-        <w:t xml:space="preserve">Article I rights apply in full within all compact territories; no compact provision may limit or qualify any Article I right; where compact governance conflicts with an Article I right, Article I prevails. Indigenous Nations with compacts hold governance, judicial, and resource sovereignty within their territories subject to the specific terms of their compact. Indigenous Nations may establish their own courts with jurisdiction over matters within compact scope, operating in parallel with federal courts; citizens may bring Article I claims directly to federal courts regardless of compact scope. Compact territories include explicit land and resource sovereignty provisions; the Republic may not alter compact land provisions without Nation consent; resource extraction within compact territories requires both Republic and Nation approval. The Republic recognizes Indigenous governance structures as legitimate political institutions within compact scope; federal agencies must coordinate with compact governance bodies. Compacts must include provisions for preservation and transmission of Indigenous languages and cultural practices; the Republic provides federal education funding that supports Indigenous-language instruction.</w:t>
-      </w:r>
-    </w:p>
-    <w:p>
-      <w:pPr>
-        <w:spacing w:after="60" w:before="200"/>
-        <w:ind w:left="431"/>
-        <w:jc w:val="left"/>
-      </w:pPr>
-      <w:r>
-        <w:rPr>
-          <w:rFonts w:ascii="Courier New" w:cs="Courier New" w:eastAsia="Courier New" w:hAnsi="Courier New"/>
-          <w:b/>
-          <w:bCs/>
-          <w:color w:val="1B2A4A"/>
-          <w:sz w:val="18"/>
-          <w:szCs w:val="18"/>
-        </w:rPr>
-        <w:t xml:space="preserve">§16.4  </w:t>
-      </w:r>
-      <w:r>
-        <w:rPr>
-          <w:rFonts w:ascii="Garamond" w:cs="Garamond" w:eastAsia="Garamond" w:hAnsi="Garamond"/>
-          <w:b/>
-          <w:bCs/>
-          <w:i w:val="false"/>
-          <w:iCs w:val="false"/>
-          <w:color w:val="1B2A4A"/>
-          <w:sz w:val="22"/>
-          <w:szCs w:val="22"/>
-        </w:rPr>
-        <w:t xml:space="preserve">Compact Administration and Continuity</w:t>
-      </w:r>
-    </w:p>
-    <w:p>
-      <w:pPr>
-        <w:spacing w:after="120" w:before="0"/>
-        <w:ind w:left="431"/>
-        <w:jc w:val="both"/>
-      </w:pPr>
-      <w:r>
-        <w:rPr>
-          <w:rFonts w:ascii="Garamond" w:cs="Garamond" w:eastAsia="Garamond" w:hAnsi="Garamond"/>
-          <w:b w:val="false"/>
-          <w:bCs w:val="false"/>
-          <w:i w:val="false"/>
-          <w:iCs w:val="false"/>
-          <w:color w:val="2a2520"/>
-          <w:sz w:val="22"/>
-          <w:szCs w:val="22"/>
-        </w:rPr>
-        <w:t xml:space="preserve">Each compact establishes a working mechanism for implementation and day-to-day administration in a form the parties agree. The Legat Consul designates a ministerial counterpart within the Legat Consul’s office for each compact or treaty relationship recognized under this Article; this designation is published to the NRS. Disputes not resolved through the compact’s working mechanism are referred to independent adjudication on terms the compact specifies. Constitutional questions arising from compact interpretation are appealed to the SC, which must rule within 90 days of petition; where the SC fails to rule within 90 days, the Nation’s position is upheld by constitutional operation pending any subsequent ruling. The Executive Monitor audits the Republic’s compliance with its compact obligations annually and publishes findings to the NRS. Compact terms may be modified only by mutual agreement, negotiated by the Legat Consul and ratified by the Senate under §3.6. Compacts are reviewed on a schedule defined in their terms with a minimum review every 20 years; either party may request a review outside that schedule. A compact continues in force until the Nation files a valid status election under §16.7. For Territorial Integration, the compact ends upon ratification of the incorporation agreement under §15.6. For Full Sovereign Independence, the compact ends upon ratification of the independence treaty under §16.7, or upon the provisional framework taking effect under §16.7.a if no treaty is concluded.</w:t>
-      </w:r>
-    </w:p>
-    <w:p>
-      <w:pPr>
-        <w:spacing w:after="60" w:before="200"/>
-        <w:ind w:left="431"/>
-        <w:jc w:val="left"/>
-      </w:pPr>
-      <w:r>
-        <w:rPr>
-          <w:rFonts w:ascii="Courier New" w:cs="Courier New" w:eastAsia="Courier New" w:hAnsi="Courier New"/>
-          <w:b/>
-          <w:bCs/>
-          <w:color w:val="1B2A4A"/>
-          <w:sz w:val="18"/>
-          <w:szCs w:val="18"/>
-        </w:rPr>
-        <w:t xml:space="preserve">§16.5  </w:t>
-      </w:r>
-      <w:r>
-        <w:rPr>
-          <w:rFonts w:ascii="Garamond" w:cs="Garamond" w:eastAsia="Garamond" w:hAnsi="Garamond"/>
-          <w:b/>
-          <w:bCs/>
-          <w:i w:val="false"/>
-          <w:iCs w:val="false"/>
-          <w:color w:val="1B2A4A"/>
-          <w:sz w:val="22"/>
-          <w:szCs w:val="22"/>
-        </w:rPr>
-        <w:t xml:space="preserve">Federal Obligations and Emergency Rights</w:t>
-      </w:r>
-    </w:p>
-    <w:p>
-      <w:pPr>
-        <w:spacing w:after="120" w:before="0"/>
-        <w:ind w:left="431"/>
-        <w:jc w:val="both"/>
-      </w:pPr>
-      <w:r>
-        <w:rPr>
-          <w:rFonts w:ascii="Garamond" w:cs="Garamond" w:eastAsia="Garamond" w:hAnsi="Garamond"/>
-          <w:b w:val="false"/>
-          <w:bCs w:val="false"/>
-          <w:i w:val="false"/>
-          <w:iCs w:val="false"/>
-          <w:color w:val="2a2520"/>
-          <w:sz w:val="22"/>
-          <w:szCs w:val="22"/>
-        </w:rPr>
-        <w:t xml:space="preserve">The Republic holds affirmative obligations to compact territories: federal education funding, healthcare access, infrastructure investment, and emergency response. These obligations are enforceable by the Nation through the compact’s dispute resolution mechanism. Any resident of compact territory who believes an Article I right has been violated may bring an Emergency Rights Writ directly to the SC, bypassing all lower courts and the compact’s dispute resolution mechanism; the SC must rule within 7 days; where the SC fails to rule within 7 days, the Writ is granted and the alleged violation is treated as confirmed pending full SC review. Indigenous Nation membership and Republic citizenship are compatible and independent statuses; dual status is the constitutional default.</w:t>
-      </w:r>
-    </w:p>
-    <w:p>
-      <w:pPr>
-        <w:spacing w:after="60" w:before="200"/>
-        <w:ind w:left="431"/>
-        <w:jc w:val="left"/>
-      </w:pPr>
-      <w:r>
-        <w:rPr>
-          <w:rFonts w:ascii="Courier New" w:cs="Courier New" w:eastAsia="Courier New" w:hAnsi="Courier New"/>
-          <w:b/>
-          <w:bCs/>
-          <w:color w:val="1B2A4A"/>
-          <w:sz w:val="18"/>
-          <w:szCs w:val="18"/>
-        </w:rPr>
-        <w:t xml:space="preserve">§16.6  </w:t>
-      </w:r>
-      <w:r>
-        <w:rPr>
-          <w:rFonts w:ascii="Garamond" w:cs="Garamond" w:eastAsia="Garamond" w:hAnsi="Garamond"/>
-          <w:b/>
-          <w:bCs/>
-          <w:i w:val="false"/>
-          <w:iCs w:val="false"/>
-          <w:color w:val="1B2A4A"/>
-          <w:sz w:val="22"/>
-          <w:szCs w:val="22"/>
-        </w:rPr>
-        <w:t xml:space="preserve">Treaty Supremacy and Continuity</w:t>
-      </w:r>
-    </w:p>
-    <w:p>
-      <w:pPr>
-        <w:spacing w:after="120" w:before="0"/>
-        <w:ind w:left="431"/>
-        <w:jc w:val="both"/>
-      </w:pPr>
-      <w:r>
-        <w:rPr>
-          <w:rFonts w:ascii="Garamond" w:cs="Garamond" w:eastAsia="Garamond" w:hAnsi="Garamond"/>
-          <w:b w:val="false"/>
-          <w:bCs w:val="false"/>
-          <w:i w:val="false"/>
-          <w:iCs w:val="false"/>
-          <w:color w:val="2a2520"/>
-          <w:sz w:val="22"/>
-          <w:szCs w:val="22"/>
-        </w:rPr>
-        <w:t xml:space="preserve">All treaties entered into by predecessor governments with indigenous nations are binding obligations of the Republic. Treaty rights cannot be diminished by legislation — they must be honored, renegotiated with consent, or formally superseded by mutual agreement through the compact negotiation process under §16.2 and §16.4. Where a treaty’s administration depends on a predecessor-government institution or mechanism with no Republic equivalent, the treaty’s substantive rights and obligations continue in full regardless; the Legat Consul and the Nation must begin discussions to identify an analogous Republic institution or a negotiated substitute mechanism within the Republic’s first year, and pending resolution, the ministerial counterpart designated under §16.4 administers the treaty’s institutional functions on an interim basis. A treaty alone does not constitute a compact under this Article; the protections specific to compacts under §16.3 and §16.4 apply only where the Nation holds a compact, and a Nation whose relationship with the Republic rests solely on a predecessor treaty may petition for a compact under §16.2 at any time, on the same terms as a Nation with no prior treaty.</w:t>
-      </w:r>
-    </w:p>
-    <w:p>
-      <w:pPr>
-        <w:spacing w:after="60" w:before="200"/>
-        <w:ind w:left="431"/>
-        <w:jc w:val="left"/>
-      </w:pPr>
-      <w:r>
-        <w:rPr>
-          <w:rFonts w:ascii="Courier New" w:cs="Courier New" w:eastAsia="Courier New" w:hAnsi="Courier New"/>
-          <w:b/>
-          <w:bCs/>
-          <w:color w:val="1B2A4A"/>
-          <w:sz w:val="18"/>
-          <w:szCs w:val="18"/>
-        </w:rPr>
-        <w:t xml:space="preserve">§16.7  </w:t>
-      </w:r>
-      <w:r>
-        <w:rPr>
-          <w:rFonts w:ascii="Garamond" w:cs="Garamond" w:eastAsia="Garamond" w:hAnsi="Garamond"/>
-          <w:b/>
-          <w:bCs/>
-          <w:i w:val="false"/>
-          <w:iCs w:val="false"/>
-          <w:color w:val="1B2A4A"/>
-          <w:sz w:val="22"/>
-          <w:szCs w:val="22"/>
-        </w:rPr>
-        <w:t xml:space="preserve">Indigenous Nation Status Elections</w:t>
-      </w:r>
-    </w:p>
-    <w:p>
-      <w:pPr>
-        <w:spacing w:after="120" w:before="0"/>
-        <w:ind w:left="431"/>
-        <w:jc w:val="both"/>
-      </w:pPr>
-      <w:r>
-        <w:rPr>
-          <w:rFonts w:ascii="Garamond" w:cs="Garamond" w:eastAsia="Garamond" w:hAnsi="Garamond"/>
-          <w:b w:val="false"/>
-          <w:bCs w:val="false"/>
-          <w:i w:val="false"/>
-          <w:iCs w:val="false"/>
-          <w:color w:val="2a2520"/>
-          <w:sz w:val="22"/>
-          <w:szCs w:val="22"/>
-        </w:rPr>
-        <w:t xml:space="preserve">An indigenous nation recognized under this Article holds the constitutional right to initiate a status transition through its own democratic or traditional governance process. Three status options are available: (a) Continued Status — the Nation’s existing compact or treaty relationship under this Article continues (default; no election required to remain); (b) Territorial Integration — election to pursue territorial incorporation through §15.6, entering as a Territory with the standard §15.2 Statehood pathway available; (c) Full Sovereign Independence — the nation exists outside the Republic's constitutional framework as a fully independent sovereign nation, with the Republic obligated to negotiate a treaty within 24 months governing borders, trade, citizenship, and infrastructure — negotiations are conducted jointly by both executives through the Council of Ministers under §2.14, with the Legat Consul holding primary authority on border and defense terms under §2.1 and the Civic Consul holding primary authority on domestic implementation terms under §2.5; the Legislature ratifies the treaty by 2/3 of both chambers. As an independent sovereign the Nation may subsequently seek an Associated Community compact with the Republic under Article XX. The Republic may not prefer, discourage, or offer inducements toward any option. The Republic must provide factual information about each status upon request.</w:t>
-      </w:r>
-    </w:p>
-    <w:p>
-      <w:pPr>
-        <w:spacing w:after="60" w:before="200"/>
-        <w:ind w:left="431"/>
-        <w:jc w:val="left"/>
-      </w:pPr>
-      <w:r>
-        <w:rPr>
-          <w:rFonts w:ascii="Courier New" w:cs="Courier New" w:eastAsia="Courier New" w:hAnsi="Courier New"/>
-          <w:b/>
-          <w:bCs/>
-          <w:color w:val="1B2A4A"/>
-          <w:sz w:val="18"/>
-          <w:szCs w:val="18"/>
-        </w:rPr>
-        <w:t xml:space="preserve">§16.7.a  </w:t>
-      </w:r>
-      <w:r>
-        <w:rPr>
-          <w:rFonts w:ascii="Garamond" w:cs="Garamond" w:eastAsia="Garamond" w:hAnsi="Garamond"/>
-          <w:b/>
-          <w:bCs/>
-          <w:i w:val="false"/>
-          <w:iCs w:val="false"/>
-          <w:color w:val="1B2A4A"/>
-          <w:sz w:val="22"/>
-          <w:szCs w:val="22"/>
-        </w:rPr>
-        <w:t xml:space="preserve">Status Election Process</w:t>
+        <w:spacing w:after="60" w:before="200"/>
+        <w:ind w:left="431"/>
+        <w:jc w:val="left"/>
+      </w:pPr>
+      <w:r>
+        <w:rPr>
+          <w:rFonts w:ascii="Courier New" w:cs="Courier New" w:eastAsia="Courier New" w:hAnsi="Courier New"/>
+          <w:b/>
+          <w:sz w:val="18"/>
+          <w:szCs w:val="18"/>
+        </w:rPr>
+        <w:t xml:space="preserve">§15.9  </w:t>
+      </w:r>
+      <w:r>
+        <w:rPr>
+          <w:rFonts w:ascii="Garamond" w:cs="Garamond" w:eastAsia="Garamond" w:hAnsi="Garamond"/>
+          <w:b w:val="false"/>
+          <w:bCs w:val="false"/>
+          <w:i/>
+          <w:color w:val="1B2A4A"/>
+          <w:sz w:val="22"/>
+          <w:szCs w:val="22"/>
+        </w:rPr>
+        <w:t>Voluntary State Independence</w:t>
+      </w:r>
+    </w:p>
+    <w:p>
+      <w:pPr>
+        <w:spacing w:after="120" w:before="0"/>
+        <w:ind w:left="431"/>
+        <w:jc w:val="both"/>
+      </w:pPr>
+      <w:r>
+        <w:rPr>
+          <w:rFonts w:ascii="Garamond" w:cs="Garamond" w:eastAsia="Garamond" w:hAnsi="Garamond"/>
+          <w:b w:val="false"/>
+          <w:bCs w:val="false"/>
+          <w:sz w:val="22"/>
+          <w:szCs w:val="22"/>
+        </w:rPr>
+        <w:t xml:space="preserve">A State may seek independence from the Republic through a two-stage process. Stage One requires the State legislature to resolve by 2/3 majority to submit the independence question to the State's eligible voters; the referendum must achieve 60% of votes cast with at least 60% participation among the State's eligible voters; a failed referendum may not be reinitiated on the same or substantially similar grounds for five years. Upon a successful referendum, the State legislature publishes an independence petition to the NRS; the State legislature may rescind the petition by 2/3 majority before national ratification is certified. Stage Two requires both chambers to hold a concurrent ratification vote within 90 days of NRS publication; members of both chambers representing the petitioning State are recused from this vote, and the required 60% majority and quorum for each chamber are calculated from the remaining seated members; if either chamber fails to achieve 60% or fails to vote within 90 days, the petition lapses and the State may reinitiate Stage One without restriction.</w:t>
+      </w:r>
+    </w:p>
+    <w:p>
+      <w:pPr>
+        <w:spacing w:after="120" w:before="0"/>
+        <w:ind w:left="431"/>
+        <w:jc w:val="both"/>
+      </w:pPr>
+      <w:r>
+        <w:rPr>
+          <w:rFonts w:ascii="Garamond" w:cs="Garamond" w:eastAsia="Garamond" w:hAnsi="Garamond"/>
+          <w:b w:val="false"/>
+          <w:bCs w:val="false"/>
+          <w:sz w:val="22"/>
+          <w:szCs w:val="22"/>
+        </w:rPr>
+        <w:t xml:space="preserve">A State may seek independence from the Republic through a two-stage process. Stage One requires the State legislature to resolve by 2/3 majority to submit the independence question to the State's eligible voters; the referendum must achieve 60% of votes cast with at least 60% participation among the State's eligible voters; a failed referendum may not be reinitiated on the same or substantially similar grounds for five years. Upon certification of the referendum result, the Elections Panel publishes the independence petition to the NRS; the election is irrevocable from the moment of publication. The Republic may not prefer, discourage, or offer inducements toward any independence petition or referendum; the Republic must provide factual information about the process upon request. Stage Two requires both chambers to hold a concurrent ratification vote within 90 days of NRS publication; Assembly members elected from districts within the petitioning State and senators whose allocation derives from the petitioning State's population are recused from this vote, and the required 60% majority and quorum for each chamber are calculated from the remaining seated members; if either chamber fails to achieve 60% or fails to vote within 90 days, the petition lapses and the State may reinitiate Stage One without restriction.</w:t>
+      </w:r>
+    </w:p>
+    <w:p>
+      <w:pPr>
+        <w:spacing w:after="120" w:before="0"/>
+        <w:ind w:left="431"/>
+        <w:jc w:val="both"/>
+      </w:pPr>
+      <w:r>
+        <w:rPr>
+          <w:rFonts w:ascii="Garamond" w:cs="Garamond" w:eastAsia="Garamond" w:hAnsi="Garamond"/>
+          <w:b w:val="false"/>
+          <w:bCs w:val="false"/>
+          <w:sz w:val="22"/>
+          <w:szCs w:val="22"/>
+        </w:rPr>
+        <w:t xml:space="preserve">Upon ratification, both executives negotiate a transition agreement through the Council of Ministers under §2.14, with the Legat Consul holding primary authority on border and defense terms under §2.1 and the Civic Consul holding primary authority on domestic implementation under §2.5; the agreement specifies asset and liability allocation, transition timeline, treatment of federal property under §18.1, fiscal obligations, and continuing obligations; the Legislature ratifies the agreement by 2/3 of both chambers. Where no agreement is concluded within 24 months, either party may propose a single 12-month extension by mutual agreement published to the NRS; absent a concluded agreement or an agreed extension, existing federal arrangements continue on a provisional basis, the Legat Consul publishes the provisional framework to the NRS, and either party may petition the SC to resolve specific disputes within that framework.</w:t>
+      </w:r>
+    </w:p>
+    <w:p>
+      <w:pPr>
+        <w:spacing w:after="120" w:before="0"/>
+        <w:ind w:left="431"/>
+        <w:jc w:val="both"/>
+      </w:pPr>
+      <w:r>
+        <w:rPr>
+          <w:rFonts w:ascii="Garamond" w:cs="Garamond" w:eastAsia="Garamond" w:hAnsi="Garamond"/>
+          <w:b w:val="false"/>
+          <w:bCs w:val="false"/>
+          <w:sz w:val="22"/>
+          <w:szCs w:val="22"/>
+        </w:rPr>
+        <w:t xml:space="preserve">§5.1 applies from the date of ratification: Republic citizens in the departing State retain citizenship unless they elect to renounce during an opt-out window specified in the transition agreement, not to exceed seven years; legal residents holding Residency Credentials at the date of ratification retain those credentials for the period specified in the transition agreement. Article I rights and social state protections under Article XII continue in full through the transition period. An independent State may subsequently petition for re-entry to the Republic's constitutional framework as a Territory under §15.6.</w:t>
       </w:r>
     </w:p>
     <w:p>
